--- a/content/blog/kak-uchit-ieroglify.DZEN.docx
+++ b/content/blog/kak-uchit-ieroglify.DZEN.docx
@@ -116,7 +116,7 @@
           <w:sz w:val="24"/>
           <w:szCs w:val="24"/>
         </w:rPr>
-        <w:t xml:space="preserve">«Учу-учу иероглифы, а через неделю всё вылетает из головы» — это, наверное, самая частая жалоба тех, кто взялся за китайский. И дело почти никогда не в плохой памяти. Дело в том, как учат: зубрят подряд и надеются на чудо. А иероглифы так не запоминаются. Расскажу, как учить их, чтобы они оставались с вами надолго.</w:t>
+        <w:t xml:space="preserve">«Учу-учу иероглифы, а через неделю всё вылетает из головы» — это, наверное, самая частая жалоба, которую я слышу. И почти всегда дело не в плохой памяти, а в том, КАК человек учит: зубрит подряд и надеется, что «уляжется». Так иероглифы не запоминаются. Давайте разбираться, как учить их, чтобы они оставались с вами надолго.</w:t>
       </w:r>
     </w:p>
     <w:p>
@@ -144,7 +144,7 @@
           <w:sz w:val="22"/>
           <w:szCs w:val="22"/>
         </w:rPr>
-        <w:t xml:space="preserve">Тем, кто учит иероглифы и расстраивается, что они быстро забываются, — и хочет наконец запоминать их надёжно.</w:t>
+        <w:t xml:space="preserve">Тем, кто уже учит иероглифы, но расстраивается, что они быстро забываются, — и хочет наконец запоминать их системно и надёжно.</w:t>
       </w:r>
     </w:p>
     <w:p>
@@ -205,7 +205,7 @@
           <w:sz w:val="22"/>
           <w:szCs w:val="22"/>
         </w:rPr>
-        <w:t xml:space="preserve">Главный приём против забывания</w:t>
+        <w:t xml:space="preserve">Главный приём: повторять вовремя, а не много</w:t>
       </w:r>
     </w:p>
     <w:p>
@@ -228,7 +228,7 @@
           <w:sz w:val="22"/>
           <w:szCs w:val="22"/>
         </w:rPr>
-        <w:t xml:space="preserve">Как запоминать через разбор на части</w:t>
+        <w:t xml:space="preserve">Как понять, из чего собран любой знак</w:t>
       </w:r>
     </w:p>
     <w:p>
@@ -251,20 +251,20 @@
           <w:sz w:val="22"/>
           <w:szCs w:val="22"/>
         </w:rPr>
-        <w:t xml:space="preserve">Пять рабочих приёмов вместе</w:t>
-      </w:r>
-    </w:p>
-    <w:p>
-      <w:pPr>
-        <w:spacing w:after="150"/>
-      </w:pPr>
-      <w:r>
-        <w:rPr>
-          <w:color w:val="5A4F45"/>
-          <w:sz w:val="22"/>
-          <w:szCs w:val="22"/>
-        </w:rPr>
-        <w:t xml:space="preserve">Начнём с самого важного — почему память вообще нас подводит и что с этим делать.</w:t>
+        <w:t xml:space="preserve">Что ещё закрепляет иероглифы в памяти</w:t>
+      </w:r>
+    </w:p>
+    <w:p>
+      <w:pPr>
+        <w:spacing w:after="150"/>
+      </w:pPr>
+      <w:r>
+        <w:rPr>
+          <w:color w:val="5A4F45"/>
+          <w:sz w:val="22"/>
+          <w:szCs w:val="22"/>
+        </w:rPr>
+        <w:t xml:space="preserve">Иероглифов много, и «просто зубрить» их не получится — этого запаса не хватит. Нужен метод, который работает не против памяти, а вместе с ней. С него и начнём.</w:t>
       </w:r>
     </w:p>
     <w:p>
@@ -305,33 +305,33 @@
           <w:sz w:val="22"/>
           <w:szCs w:val="22"/>
         </w:rPr>
-        <w:t xml:space="preserve">Тут нет ничего личного — так устроен мозг. Всё новое он довольно быстро стирает, если не видит, что это важно. Выучили иероглиф — и уже назавтра помните меньше половины, а через неделю почти ничего. Это называется кривой забывания, и она работает у всех одинаково.</w:t>
-      </w:r>
-    </w:p>
-    <w:p>
-      <w:pPr>
-        <w:spacing w:after="150"/>
-      </w:pPr>
-      <w:r>
-        <w:rPr>
-          <w:color w:val="5A4F45"/>
-          <w:sz w:val="22"/>
-          <w:szCs w:val="22"/>
-        </w:rPr>
-        <w:t xml:space="preserve">Но у неё есть слабое место. Каждый раз, когда вы вовремя возвращаетесь к знаку, забывание замедляется — и с каждым повтором иероглиф держится в памяти всё дольше. Вот как это выглядит наглядно, я показала в анимации к статье.</w:t>
-      </w:r>
-    </w:p>
-    <w:p>
-      <w:pPr>
-        <w:spacing w:after="150"/>
-      </w:pPr>
-      <w:r>
-        <w:rPr>
-          <w:color w:val="5A4F45"/>
-          <w:sz w:val="22"/>
-          <w:szCs w:val="22"/>
-        </w:rPr>
-        <w:t xml:space="preserve">Именно на этом и строится главный приём.</w:t>
+        <w:t xml:space="preserve">Тут нет ничего личного — так устроен мозг у всех. Всё новое он быстро стирает, если не видит, что это важно. Выучили иероглиф — и уже назавтра помните меньше половины, а через неделю почти ничего не остаётся. Это называется кривой забывания, и работает она одинаково у всех, даже у людей с прекрасной памятью.</w:t>
+      </w:r>
+    </w:p>
+    <w:p>
+      <w:pPr>
+        <w:spacing w:after="150"/>
+      </w:pPr>
+      <w:r>
+        <w:rPr>
+          <w:color w:val="5A4F45"/>
+          <w:sz w:val="22"/>
+          <w:szCs w:val="22"/>
+        </w:rPr>
+        <w:t xml:space="preserve">Но у этой кривой есть слабое место, и на нём держится всё дальнейшее. Каждый раз, когда вы вовремя возвращаетесь к знаку, забывание замедляется — и с каждым повтором иероглиф держится в памяти всё дольше. Я показала это в короткой анимации к статье: линия «с повторениями» остаётся наверху, а «без повторений» падает почти в ноль.</w:t>
+      </w:r>
+    </w:p>
+    <w:p>
+      <w:pPr>
+        <w:spacing w:after="150"/>
+      </w:pPr>
+      <w:r>
+        <w:rPr>
+          <w:color w:val="5A4F45"/>
+          <w:sz w:val="22"/>
+          <w:szCs w:val="22"/>
+        </w:rPr>
+        <w:t xml:space="preserve">Из этого следует главный вывод: бороться нужно не с памятью, а со временем — возвращаться к знаку в правильный момент.</w:t>
       </w:r>
     </w:p>
     <w:p>
@@ -347,7 +347,7 @@
           <w:sz w:val="30"/>
           <w:szCs w:val="30"/>
         </w:rPr>
-        <w:t xml:space="preserve">Главный приём —</w:t>
+        <w:t xml:space="preserve">Повторять вовремя,</w:t>
       </w:r>
       <w:r>
         <w:rPr>
@@ -359,33 +359,33 @@
           <w:sz w:val="30"/>
           <w:szCs w:val="30"/>
         </w:rPr>
-        <w:t xml:space="preserve"> интервальные повторения</w:t>
-      </w:r>
-    </w:p>
-    <w:p>
-      <w:pPr>
-        <w:spacing w:after="150"/>
-      </w:pPr>
-      <w:r>
-        <w:rPr>
-          <w:color w:val="5A4F45"/>
-          <w:sz w:val="22"/>
-          <w:szCs w:val="22"/>
-        </w:rPr>
-        <w:t xml:space="preserve">Секрет не в том, чтобы повторять много, а в том, чтобы повторять вовремя. Вместо того чтобы двадцать раз подряд прописать иероглиф за один вечер (и забыть его через три дня), возвращайтесь к нему по нарастающим промежуткам: сегодня, завтра, через три дня, через неделю, через месяц. Так вы каждый раз «ловите» знак ровно в тот момент, когда он начинает забываться, — и закрепляете надёжно.</w:t>
-      </w:r>
-    </w:p>
-    <w:p>
-      <w:pPr>
-        <w:spacing w:after="150"/>
-      </w:pPr>
-      <w:r>
-        <w:rPr>
-          <w:color w:val="5A4F45"/>
-          <w:sz w:val="22"/>
-          <w:szCs w:val="22"/>
-        </w:rPr>
-        <w:t xml:space="preserve">Держать эти интервалы в голове не нужно — за вас это делают карточки с интервальными повторениями. Anki, Pleco и подобные приложения сами подсовывают нужный иероглиф в нужный день. Это самый эффективный инструмент, который я знаю, и я всем советую начать именно с него.</w:t>
+        <w:t xml:space="preserve"> а не много</w:t>
+      </w:r>
+    </w:p>
+    <w:p>
+      <w:pPr>
+        <w:spacing w:after="150"/>
+      </w:pPr>
+      <w:r>
+        <w:rPr>
+          <w:color w:val="5A4F45"/>
+          <w:sz w:val="22"/>
+          <w:szCs w:val="22"/>
+        </w:rPr>
+        <w:t xml:space="preserve">Вот здесь и прячется главная ошибка. Секрет не в том, чтобы повторить иероглиф много раз, а в том, чтобы повторить его вовремя. Двадцать раз прописать знак за один вечер — и забыть через три дня — работает плохо. А вот вернуться к нему по нарастающим промежуткам: сегодня, завтра, через три дня, через неделю, через месяц — работает отлично. Так вы каждый раз «ловите» иероглиф ровно на грани забывания и закрепляете его всё прочнее.</w:t>
+      </w:r>
+    </w:p>
+    <w:p>
+      <w:pPr>
+        <w:spacing w:after="150"/>
+      </w:pPr>
+      <w:r>
+        <w:rPr>
+          <w:color w:val="5A4F45"/>
+          <w:sz w:val="22"/>
+          <w:szCs w:val="22"/>
+        </w:rPr>
+        <w:t xml:space="preserve">Держать все эти интервалы в голове не нужно — за вас это делают приложения с интервальными повторениями. Anki и Pleco сами подсовывают нужный знак в нужный день: то, что даётся легко, показывают реже, а трудное — чаще. Это самый эффективный инструмент запоминания, который я знаю, и всем советую начать именно с него. Запомните главное: важен тайминг повторений, а не их количество.</w:t>
       </w:r>
     </w:p>
     <w:p>
@@ -401,7 +401,7 @@
           <w:sz w:val="30"/>
           <w:szCs w:val="30"/>
         </w:rPr>
-        <w:t xml:space="preserve">Разбирайте иероглиф</w:t>
+        <w:t xml:space="preserve">Понимайте,</w:t>
       </w:r>
       <w:r>
         <w:rPr>
@@ -413,20 +413,33 @@
           <w:sz w:val="30"/>
           <w:szCs w:val="30"/>
         </w:rPr>
-        <w:t xml:space="preserve"> на части</w:t>
-      </w:r>
-    </w:p>
-    <w:p>
-      <w:pPr>
-        <w:spacing w:after="150"/>
-      </w:pPr>
-      <w:r>
-        <w:rPr>
-          <w:color w:val="5A4F45"/>
-          <w:sz w:val="22"/>
-          <w:szCs w:val="22"/>
-        </w:rPr>
-        <w:t xml:space="preserve">Второй приём меняет всё. Огромная ошибка новичков — учить иероглиф как случайный набор чёрточек. На самом деле почти каждый знак собран из кусочков, у которых есть смысл. Как только вы начинаете видеть эти кусочки, запоминать становится в разы легче.</w:t>
+        <w:t xml:space="preserve"> из чего собран знак</w:t>
+      </w:r>
+    </w:p>
+    <w:p>
+      <w:pPr>
+        <w:spacing w:after="150"/>
+      </w:pPr>
+      <w:r>
+        <w:rPr>
+          <w:color w:val="5A4F45"/>
+          <w:sz w:val="22"/>
+          <w:szCs w:val="22"/>
+        </w:rPr>
+        <w:t xml:space="preserve">Второй приём меняет вообще всё. Огромная ошибка новичка — учить иероглиф как случайный набор чёрточек. На самом деле почти каждый знак собран из смысловых кусочков. Больше того: около 80% иероглифов устроены по одному хитрому принципу — одна их часть намекает на смысл, а другая на звук. Такие знаки называют фоноидеограммами, но название запоминать не нужно — важна сама идея.</w:t>
+      </w:r>
+    </w:p>
+    <w:p>
+      <w:pPr>
+        <w:spacing w:after="150"/>
+      </w:pPr>
+      <w:r>
+        <w:rPr>
+          <w:color w:val="5A4F45"/>
+          <w:sz w:val="22"/>
+          <w:szCs w:val="22"/>
+        </w:rPr>
+        <w:t xml:space="preserve">Покажу на простом примере — на слове «мама».</w:t>
       </w:r>
     </w:p>
     <w:p>
@@ -437,7 +450,7 @@
       <w:r>
         <w:drawing>
           <wp:inline distT="0" distB="0" distL="0" distR="0">
-            <wp:extent cx="5905500" cy="3009900"/>
+            <wp:extent cx="5905500" cy="2676525"/>
             <wp:effectExtent t="0" r="0" b="0" l="0"/>
             <wp:docPr id="1" name="" descr="" title=""/>
             <wp:cNvGraphicFramePr>
@@ -462,7 +475,7 @@
                   <pic:spPr bwMode="auto">
                     <a:xfrm>
                       <a:off x="0" y="0"/>
-                      <a:ext cx="5905500" cy="3009900"/>
+                      <a:ext cx="5905500" cy="2676525"/>
                     </a:xfrm>
                     <a:prstGeom prst="rect">
                       <a:avLst/>
@@ -487,20 +500,65 @@
           <w:sz w:val="16"/>
           <w:szCs w:val="16"/>
         </w:rPr>
-        <w:t xml:space="preserve">▲ почти каждый иероглиф собран из знакомых частей</w:t>
-      </w:r>
-    </w:p>
-    <w:p>
-      <w:pPr>
-        <w:spacing w:after="150"/>
-      </w:pPr>
-      <w:r>
-        <w:rPr>
-          <w:color w:val="5A4F45"/>
-          <w:sz w:val="22"/>
-          <w:szCs w:val="22"/>
-        </w:rPr>
-        <w:t xml:space="preserve">Смотрите: 好 («хорошо») — это женщина 女 и ребёнок 子 рядом. 明 («светлый») — это солнце 日 и луна 月 вместе. А 休 («отдыхать») — человек 亻прислонился к дереву 木. Один раз увидев логику, вы этот иероглиф уже не спутаете и не забудете.</w:t>
+        <w:t xml:space="preserve">▲ ключ подсказывает смысл, фонетик — звук</w:t>
+      </w:r>
+    </w:p>
+    <w:p>
+      <w:pPr>
+        <w:spacing w:after="150"/>
+      </w:pPr>
+      <w:r>
+        <w:rPr>
+          <w:color w:val="5A4F45"/>
+          <w:sz w:val="22"/>
+          <w:szCs w:val="22"/>
+        </w:rPr>
+        <w:t xml:space="preserve">Смотрите: 妈 (mā, «мама») состоит из двух частей. Слева </w:t>
+      </w:r>
+      <w:r>
+        <w:rPr>
+          <w:color w:val="A41E3A"/>
+          <w:sz w:val="22"/>
+          <w:szCs w:val="22"/>
+        </w:rPr>
+        <w:t xml:space="preserve">女</w:t>
+      </w:r>
+      <w:r>
+        <w:rPr>
+          <w:color w:val="5A4F45"/>
+          <w:sz w:val="22"/>
+          <w:szCs w:val="22"/>
+        </w:rPr>
+        <w:t xml:space="preserve"> (nǚ, «женщина») — это ключ, он подсказывает, о чём знак: мама явно связана с женщиной. Справа </w:t>
+      </w:r>
+      <w:r>
+        <w:rPr>
+          <w:color w:val="A41E3A"/>
+          <w:sz w:val="22"/>
+          <w:szCs w:val="22"/>
+        </w:rPr>
+        <w:t xml:space="preserve">马</w:t>
+      </w:r>
+      <w:r>
+        <w:rPr>
+          <w:color w:val="5A4F45"/>
+          <w:sz w:val="22"/>
+          <w:szCs w:val="22"/>
+        </w:rPr>
+        <w:t xml:space="preserve"> (mǎ, «лошадь») — это фонетик, он подсказывает, как знак читается: звучит почти так же — mǎ, только другим тоном. Один раз увидев эту логику, вы уже не забудете ни написание, ни звучание.</w:t>
+      </w:r>
+    </w:p>
+    <w:p>
+      <w:pPr>
+        <w:spacing w:after="150"/>
+      </w:pPr>
+      <w:r>
+        <w:rPr>
+          <w:color w:val="5A4F45"/>
+          <w:sz w:val="22"/>
+          <w:szCs w:val="22"/>
+        </w:rPr>
+        <w:t xml:space="preserve">Поэтому не заучивайте черта за чертой. Каждый новый иероглиф спрашивайте себя: какой здесь ключ (о чём это) и какой фонетик (как звучит). Мозг цепляется за смысл — и знак запоминается сам.</w:t>
       </w:r>
     </w:p>
     <w:p>
@@ -516,7 +574,7 @@
           <w:sz w:val="30"/>
           <w:szCs w:val="30"/>
         </w:rPr>
-        <w:t xml:space="preserve">Пять приёмов,</w:t>
+        <w:t xml:space="preserve">Один ключ —</w:t>
       </w:r>
       <w:r>
         <w:rPr>
@@ -528,20 +586,20 @@
           <w:sz w:val="30"/>
           <w:szCs w:val="30"/>
         </w:rPr>
-        <w:t xml:space="preserve"> которые работают</w:t>
-      </w:r>
-    </w:p>
-    <w:p>
-      <w:pPr>
-        <w:spacing w:after="150"/>
-      </w:pPr>
-      <w:r>
-        <w:rPr>
-          <w:color w:val="5A4F45"/>
-          <w:sz w:val="22"/>
-          <w:szCs w:val="22"/>
-        </w:rPr>
-        <w:t xml:space="preserve">Соберу всё в короткий рабочий набор — по нему и стоит учить.</w:t>
+        <w:t xml:space="preserve"> семья слов</w:t>
+      </w:r>
+    </w:p>
+    <w:p>
+      <w:pPr>
+        <w:spacing w:after="150"/>
+      </w:pPr>
+      <w:r>
+        <w:rPr>
+          <w:color w:val="5A4F45"/>
+          <w:sz w:val="22"/>
+          <w:szCs w:val="22"/>
+        </w:rPr>
+        <w:t xml:space="preserve">И у второго приёма есть чудесное продолжение. Ключей — тех самых смысловых кусочков — всего 214 на весь язык. Выучите самые частые, и десятки новых иероглифов сразу станут «полупонятными». Например, ключ 氵 — это «вода» (сокращение от 水). Как только вы его узнаёте, целая семья слов открывается наполовину.</w:t>
       </w:r>
     </w:p>
     <w:p>
@@ -552,7 +610,7 @@
       <w:r>
         <w:drawing>
           <wp:inline distT="0" distB="0" distL="0" distR="0">
-            <wp:extent cx="5905500" cy="3048000"/>
+            <wp:extent cx="5905500" cy="2895600"/>
             <wp:effectExtent t="0" r="0" b="0" l="0"/>
             <wp:docPr id="1" name="" descr="" title=""/>
             <wp:cNvGraphicFramePr>
@@ -577,7 +635,7 @@
                   <pic:spPr bwMode="auto">
                     <a:xfrm>
                       <a:off x="0" y="0"/>
-                      <a:ext cx="5905500" cy="3048000"/>
+                      <a:ext cx="5905500" cy="2895600"/>
                     </a:xfrm>
                     <a:prstGeom prst="rect">
                       <a:avLst/>
@@ -602,43 +660,84 @@
           <w:sz w:val="16"/>
           <w:szCs w:val="16"/>
         </w:rPr>
-        <w:t xml:space="preserve">▲ пять приёмов, чтобы иероглифы оставались в памяти</w:t>
-      </w:r>
-    </w:p>
-    <w:p>
-      <w:pPr>
-        <w:spacing w:after="150"/>
-      </w:pPr>
-      <w:r>
-        <w:rPr>
-          <w:color w:val="5A4F45"/>
-          <w:sz w:val="22"/>
-          <w:szCs w:val="22"/>
-        </w:rPr>
-        <w:t xml:space="preserve">Повторяйте по системе интервалов, разбирайте знак на части, прописывайте от руки (рука запоминает лучше глаза), учите иероглиф не в одиночку, а сразу в слове и фразе, и придумывайте к сложным знакам смешные образы и истории. Каждый приём хорош сам по себе, а вместе они дают тот самый результат — «выучил и не забыл».</w:t>
-      </w:r>
-    </w:p>
-    <w:p>
-      <w:pPr>
-        <w:spacing w:after="150"/>
-      </w:pPr>
-      <w:r>
-        <w:rPr>
-          <w:color w:val="5A4F45"/>
-          <w:sz w:val="22"/>
-          <w:szCs w:val="22"/>
-        </w:rPr>
-        <w:t xml:space="preserve">И последнее, самое важное: лучше пятнадцать минут каждый день, чем три часа раз в неделю. Память любит не подвиги, а постоянство.</w:t>
-      </w:r>
-    </w:p>
-    <w:p>
-      <w:pPr>
-        <w:spacing w:after="120" w:before="280"/>
-      </w:pPr>
-      <w:r>
-        <w:rPr>
+        <w:t xml:space="preserve">▲ узнали ключ «вода» — и видите его в десятках знаков</w:t>
+      </w:r>
+    </w:p>
+    <w:p>
+      <w:pPr>
+        <w:spacing w:after="150"/>
+      </w:pPr>
+      <w:r>
+        <w:rPr>
+          <w:color w:val="5A4F45"/>
+          <w:sz w:val="22"/>
+          <w:szCs w:val="22"/>
+        </w:rPr>
+        <w:t xml:space="preserve">Река 河 (hé), море 海 (hǎi), мыть 洗 (xǐ), озеро 湖 (hú) — во всех этих знаках слева стоят те самые «три капли» 氵. Даже не зная слова, вы уже понимаете: оно про воду. Так знание одного ключа экономит вам десятки часов зубрёжки — вы начинаете угадывать смысл ещё до перевода.</w:t>
+      </w:r>
+    </w:p>
+    <w:p>
+      <w:pPr>
+        <w:pStyle w:val="Heading1"/>
+        <w:spacing w:after="120" w:before="360"/>
+      </w:pPr>
+      <w:r>
+        <w:rPr>
+          <w:b/>
+          <w:bCs/>
+          <w:color w:val="2C2420"/>
+          <w:sz w:val="30"/>
+          <w:szCs w:val="30"/>
+        </w:rPr>
+        <w:t xml:space="preserve">Что ещё</w:t>
+      </w:r>
+      <w:r>
+        <w:rPr>
+          <w:b/>
+          <w:bCs/>
           <w:i/>
           <w:iCs/>
+          <w:color w:val="A41E3A"/>
+          <w:sz w:val="30"/>
+          <w:szCs w:val="30"/>
+        </w:rPr>
+        <w:t xml:space="preserve"> закрепляет</w:t>
+      </w:r>
+    </w:p>
+    <w:p>
+      <w:pPr>
+        <w:spacing w:after="150"/>
+      </w:pPr>
+      <w:r>
+        <w:rPr>
+          <w:color w:val="5A4F45"/>
+          <w:sz w:val="22"/>
+          <w:szCs w:val="22"/>
+        </w:rPr>
+        <w:t xml:space="preserve">Осталось добавить несколько приёмов, которые работают вместе с двумя главными. Первый — пишите от руки. Рука запоминает лучше глаза: прописывая знак в правильном порядке черт, вы чувствуете его структуру, и он врезается в память надёжнее, чем от простого разглядывания. Второй — учите иероглиф не в одиночку, а сразу в слове и фразе: у одиночного знака не за что зацепиться, а в контексте у него появляется смысл. Третий — придумывайте образы: свяжите знак с маленькой смешной историей, и память будет держать его крепче.</w:t>
+      </w:r>
+    </w:p>
+    <w:p>
+      <w:pPr>
+        <w:spacing w:after="150"/>
+      </w:pPr>
+      <w:r>
+        <w:rPr>
+          <w:color w:val="5A4F45"/>
+          <w:sz w:val="22"/>
+          <w:szCs w:val="22"/>
+        </w:rPr>
+        <w:t xml:space="preserve">И последнее, самое важное правило, без которого не сработает ни один приём: регулярность важнее объёма. Пятнадцать минут каждый день дают больше, чем три часа раз в неделю. Память любит не подвиги, а постоянство — и иероглифы отвечают ей тем же.</w:t>
+      </w:r>
+    </w:p>
+    <w:p>
+      <w:pPr>
+        <w:spacing w:after="120" w:before="280"/>
+      </w:pPr>
+      <w:r>
+        <w:rPr>
+          <w:i/>
+          <w:iCs/>
           <w:color w:val="2C2420"/>
           <w:sz w:val="23"/>
           <w:szCs w:val="23"/>
@@ -661,7 +760,7 @@
           <w:sz w:val="23"/>
           <w:szCs w:val="23"/>
         </w:rPr>
-        <w:t xml:space="preserve"> (wēn gù ér zhī xīn). В иероглифах это правило работает буквально: возвращайтесь к выученному — и оно останется с вами.</w:t>
+        <w:t xml:space="preserve"> (wēn gù ér zhī xīn). В иероглифах это правило работает буквально: возвращайтесь к выученному вовремя — и оно останется с вами. 加油！</w:t>
       </w:r>
     </w:p>
     <w:p>
